--- a/data/NyayChat/Chat/124.docx
+++ b/data/NyayChat/Chat/124.docx
@@ -555,7 +555,7 @@
           <w:szCs w:val="24"/>
           <w:rtl w:val="0"/>
         </w:rPr>
-        <w:t xml:space="preserve">Consumer Grievance Assistance Chatbot: In that case, you can file a complaint before the Cosmos District Consumer Grievance Redressal Forum within a period of two years from the date of cause of action i.e 08/02/2022. You can either use the E-Daakhil portal to file your complaint, or submit a physical copy of the complaint in the commission. </w:t>
+        <w:t xml:space="preserve">Consumer Grievance Assistance Chatbot: In that case, you can file a complaint before the Cosmos District Consumer Grievance Redressal Forum within a period of two years from the date of cause of action i.e 08/02/2022. You can either use the E-Jagriti portal to file your complaint, or submit a physical copy of the complaint in the commission. </w:t>
       </w:r>
     </w:p>
     <w:p>
@@ -747,19 +747,19 @@
           <w:szCs w:val="24"/>
           <w:rtl w:val="0"/>
         </w:rPr>
-        <w:t xml:space="preserve">If you wish to register your complaint using the E-Daakhil portal, here’s the link that you can use: </w:t>
+        <w:t xml:space="preserve">If you wish to register your complaint using the E-Jagriti portal, here’s the link that you can use: </w:t>
       </w:r>
       <w:hyperlink r:id="rId7">
         <w:r>
           <w:rPr>
             <w:rFonts w:ascii="Times New Roman" w:cs="Times New Roman" w:eastAsia="Times New Roman" w:hAnsi="Times New Roman"/>
-            <w:color w:val="0563c1"/>
+            <w:color w:val="1155cc"/>
             <w:sz w:val="24"/>
             <w:szCs w:val="24"/>
             <w:u w:val="single"/>
             <w:rtl w:val="0"/>
           </w:rPr>
-          <w:t xml:space="preserve">https://edaakhil.nic.in/</w:t>
+          <w:t xml:space="preserve">https://eJagriti.nic.in/</w:t>
         </w:r>
       </w:hyperlink>
       <w:r>
@@ -798,7 +798,26 @@
           <w:szCs w:val="24"/>
           <w:rtl w:val="0"/>
         </w:rPr>
-        <w:t xml:space="preserve">: Below is the process for filing a consumer complaint in the Cosmos District Consumer Disputes Redressal Commission for the described dispute through the e-Daakhil platform:</w:t>
+        <w:t xml:space="preserve">: Below is the process for filing a consumer complaint in the Cosmos District Consumer Disputes Redressal Commission for the described dispute through the e-</w:t>
+      </w:r>
+      <w:r>
+        <w:rPr>
+          <w:rFonts w:ascii="Times New Roman" w:cs="Times New Roman" w:eastAsia="Times New Roman" w:hAnsi="Times New Roman"/>
+          <w:sz w:val="24"/>
+          <w:szCs w:val="24"/>
+          <w:rtl w:val="0"/>
+        </w:rPr>
+        <w:t xml:space="preserve">Jagriti</w:t>
+      </w:r>
+      <w:r>
+        <w:rPr>
+          <w:rFonts w:ascii="Times New Roman" w:cs="Times New Roman" w:eastAsia="Times New Roman" w:hAnsi="Times New Roman"/>
+          <w:color w:val="000000"/>
+          <w:sz w:val="24"/>
+          <w:szCs w:val="24"/>
+          <w:rtl w:val="0"/>
+        </w:rPr>
+        <w:t xml:space="preserve"> platform:</w:t>
       </w:r>
       <w:r>
         <w:rPr>
@@ -869,7 +888,20 @@
             <w:vertAlign w:val="baseline"/>
             <w:rtl w:val="0"/>
           </w:rPr>
-          <w:t xml:space="preserve">e-Daakhil</w:t>
+          <w:t xml:space="preserve">e-</w:t>
+        </w:r>
+      </w:hyperlink>
+      <w:hyperlink r:id="rId9">
+        <w:r>
+          <w:rPr>
+            <w:rFonts w:ascii="Times New Roman" w:cs="Times New Roman" w:eastAsia="Times New Roman" w:hAnsi="Times New Roman"/>
+            <w:color w:val="1155cc"/>
+            <w:sz w:val="24"/>
+            <w:szCs w:val="24"/>
+            <w:u w:val="single"/>
+            <w:rtl w:val="0"/>
+          </w:rPr>
+          <w:t xml:space="preserve">Jagriti</w:t>
         </w:r>
       </w:hyperlink>
       <w:r>
@@ -2145,7 +2177,7 @@
           <w:szCs w:val="24"/>
         </w:rPr>
       </w:pPr>
-      <w:hyperlink r:id="rId9">
+      <w:hyperlink r:id="rId10">
         <w:r>
           <w:rPr>
             <w:rFonts w:ascii="Times New Roman" w:cs="Times New Roman" w:eastAsia="Times New Roman" w:hAnsi="Times New Roman"/>
@@ -2172,7 +2204,7 @@
           <w:szCs w:val="24"/>
         </w:rPr>
       </w:pPr>
-      <w:hyperlink r:id="rId10">
+      <w:hyperlink r:id="rId11">
         <w:r>
           <w:rPr>
             <w:rFonts w:ascii="Times New Roman" w:cs="Times New Roman" w:eastAsia="Times New Roman" w:hAnsi="Times New Roman"/>
@@ -2199,7 +2231,7 @@
           <w:szCs w:val="24"/>
         </w:rPr>
       </w:pPr>
-      <w:hyperlink r:id="rId11">
+      <w:hyperlink r:id="rId12">
         <w:r>
           <w:rPr>
             <w:rFonts w:ascii="Times New Roman" w:cs="Times New Roman" w:eastAsia="Times New Roman" w:hAnsi="Times New Roman"/>
@@ -2234,7 +2266,26 @@
           <w:szCs w:val="24"/>
           <w:rtl w:val="0"/>
         </w:rPr>
-        <w:t xml:space="preserve">Please print and verify the names and addresses on the memorandum of parties. For the affidavit, please sign it before a notary public and have the affidavit notarized. Both documents should be scanned and uploaded to the e-daakhil portal.</w:t>
+        <w:t xml:space="preserve">Please print and verify the names and addresses on the memorandum of parties. For the affidavit, please sign it before a notary public and have the affidavit notarized. Both documents should be scanned and uploaded to the e-</w:t>
+      </w:r>
+      <w:r>
+        <w:rPr>
+          <w:rFonts w:ascii="Times New Roman" w:cs="Times New Roman" w:eastAsia="Times New Roman" w:hAnsi="Times New Roman"/>
+          <w:sz w:val="24"/>
+          <w:szCs w:val="24"/>
+          <w:rtl w:val="0"/>
+        </w:rPr>
+        <w:t xml:space="preserve">Jagriti</w:t>
+      </w:r>
+      <w:r>
+        <w:rPr>
+          <w:rFonts w:ascii="Times New Roman" w:cs="Times New Roman" w:eastAsia="Times New Roman" w:hAnsi="Times New Roman"/>
+          <w:color w:val="000000"/>
+          <w:sz w:val="24"/>
+          <w:szCs w:val="24"/>
+          <w:rtl w:val="0"/>
+        </w:rPr>
+        <w:t xml:space="preserve"> portal.</w:t>
       </w:r>
       <w:r>
         <w:rPr>
@@ -2317,7 +2368,7 @@
         </w:rPr>
         <w:t xml:space="preserve">Consumer Grievance Assistance Chatbot: Thank you for using the tool. Feel free to raise further queries anytime or you can log on to</w:t>
       </w:r>
-      <w:hyperlink r:id="rId12">
+      <w:hyperlink r:id="rId13">
         <w:r>
           <w:rPr>
             <w:rFonts w:ascii="Times New Roman" w:cs="Times New Roman" w:eastAsia="Times New Roman" w:hAnsi="Times New Roman"/>
@@ -2329,7 +2380,7 @@
           <w:t xml:space="preserve"> </w:t>
         </w:r>
       </w:hyperlink>
-      <w:hyperlink r:id="rId13">
+      <w:hyperlink r:id="rId14">
         <w:r>
           <w:rPr>
             <w:rFonts w:ascii="Times New Roman" w:cs="Times New Roman" w:eastAsia="Times New Roman" w:hAnsi="Times New Roman"/>
@@ -2439,7 +2490,7 @@
     <w:name w:val="normal"/>
   </w:style>
   <w:style w:type="table" w:styleId="TableNormal" w:default="1">
-    <w:name w:val="Table Normal"/>
+    <w:name w:val="TableNormal"/>
   </w:style>
   <w:style w:type="paragraph" w:styleId="Heading1">
     <w:name w:val="heading 1"/>
